--- a/МатМодиИИ/ФОС/ОС_Б1.О.04.07_Дифференциальные_уравнения.docx
+++ b/МатМодиИИ/ФОС/ОС_Б1.О.04.07_Дифференциальные_уравнения.docx
@@ -627,7 +627,7 @@
                 <w:sz w:val="28"/>
                 <w:szCs w:val="28"/>
               </w:rPr>
-              <w:t xml:space="preserve">Направленность (профиль):</w:t>
+              <w:t xml:space="preserve">Направленность (профиль)/специализация программы:</w:t>
             </w:r>
           </w:p>
         </w:tc>
@@ -1579,7 +1579,7 @@
           <w:szCs w:val="24"/>
           <w:lang w:val="ru-RU" w:eastAsia="zh-CN"/>
         </w:rPr>
-        <w:t xml:space="preserve">ПАСПОРТ ОЦЕНОЧНЫХ МАТЕРИАЛОВ ПО ДИСЦИПЛИНЕ ДЛЯ ПРОМЕЖУТОЧНОЙ АТТЕСТАЦИИ</w:t>
+        <w:t xml:space="preserve">ПАСПОРТ ОЦЕНОЧНЫХ МАТЕРИАЛОВ ПО ДИСЦИПЛИНЕ (МОДУЛЮ) ДЛЯ ПРОМЕЖУТОЧНОЙ АТТЕСТАЦИИ</w:t>
       </w:r>
     </w:p>
     <w:tbl>
@@ -10362,6 +10362,1288 @@
     </w:p>
     <w:p>
       <w:pPr>
+        <w:keepNext/>
+        <w:keepLines/>
+        <w:widowControl/>
+        <w:suppressAutoHyphens w:val="0"/>
+        <w:autoSpaceDE w:val="0"/>
+        <w:autoSpaceDN w:val="0"/>
+        <w:jc w:val="both"/>
+        <w:rPr>
+          <w:rFonts w:ascii="Times New Roman" w:eastAsia="Times New Roman" w:hAnsi="Times New Roman" w:cs="Times New Roman"/>
+          <w:color w:val="auto"/>
+          <w:sz w:val="28"/>
+          <w:szCs w:val="28"/>
+          <w:lang w:eastAsia="en-US" w:bidi="ar-SA"/>
+        </w:rPr>
+      </w:pPr>
+      <w:r>
+        <w:rPr>
+          <w:rFonts w:ascii="Times New Roman" w:eastAsia="Times New Roman" w:hAnsi="Times New Roman" w:cs="Times New Roman"/>
+          <w:color w:val="auto"/>
+          <w:sz w:val="28"/>
+          <w:szCs w:val="28"/>
+          <w:lang w:eastAsia="en-US" w:bidi="ar-SA"/>
+        </w:rPr>
+        <w:t>Перечень лабораторных работ (при наличии)</w:t>
+      </w:r>
+    </w:p>
+    <w:p>
+      <w:pPr>
+        <w:keepNext/>
+        <w:widowControl/>
+        <w:suppressAutoHyphens w:val="0"/>
+        <w:autoSpaceDE w:val="0"/>
+        <w:autoSpaceDN w:val="0"/>
+        <w:jc w:val="both"/>
+        <w:rPr>
+          <w:rFonts w:ascii="Times New Roman" w:eastAsia="Times New Roman" w:hAnsi="Times New Roman" w:cs="Times New Roman"/>
+          <w:color w:val="auto"/>
+          <w:sz w:val="28"/>
+          <w:szCs w:val="28"/>
+          <w:lang w:eastAsia="en-US" w:bidi="ar-SA"/>
+        </w:rPr>
+      </w:pPr>
+    </w:p>
+    <w:tbl>
+      <w:tblPr>
+        <w:tblW w:w="0" w:type="auto"/>
+        <w:tblBorders>
+          <w:top w:val="single" w:sz="4" w:space="0" w:color="auto"/>
+          <w:left w:val="single" w:sz="4" w:space="0" w:color="auto"/>
+          <w:bottom w:val="single" w:sz="4" w:space="0" w:color="auto"/>
+          <w:right w:val="single" w:sz="4" w:space="0" w:color="auto"/>
+          <w:insideH w:val="single" w:sz="4" w:space="0" w:color="auto"/>
+          <w:insideV w:val="single" w:sz="4" w:space="0" w:color="auto"/>
+        </w:tblBorders>
+        <w:tblLook w:val="04A0" w:firstRow="1" w:lastRow="0" w:firstColumn="1" w:lastColumn="0" w:noHBand="0" w:noVBand="1"/>
+      </w:tblPr>
+      <w:tblGrid>
+        <w:gridCol w:w="1218"/>
+        <w:gridCol w:w="1091"/>
+        <w:gridCol w:w="2654"/>
+        <w:gridCol w:w="4607"/>
+      </w:tblGrid>
+      <w:tr>
+        <w:trPr>
+          <w:tblHeader/>
+        </w:trPr>
+        <w:tc>
+          <w:tcPr>
+            <w:tcW w:w="0" w:type="auto"/>
+            <w:shd w:val="clear" w:color="auto" w:fill="auto"/>
+          </w:tcPr>
+          <w:p>
+            <w:pPr>
+              <w:keepNext/>
+              <w:jc w:val="center"/>
+              <w:rPr>
+                <w:szCs w:val="22"/>
+              </w:rPr>
+            </w:pPr>
+            <w:r>
+              <w:rPr>
+                <w:rFonts w:ascii="Times New Roman" w:hAnsi="Times New Roman"/>
+                <w:b/>
+                <w:sz w:val="24"/>
+                <w:szCs w:val="22"/>
+              </w:rPr>
+              <w:t>№ семестра</w:t>
+            </w:r>
+          </w:p>
+        </w:tc>
+        <w:tc>
+          <w:tcPr>
+            <w:tcW w:w="0" w:type="auto"/>
+            <w:shd w:val="clear" w:color="auto" w:fill="auto"/>
+          </w:tcPr>
+          <w:p>
+            <w:pPr>
+              <w:keepNext/>
+              <w:jc w:val="center"/>
+              <w:rPr>
+                <w:szCs w:val="22"/>
+              </w:rPr>
+            </w:pPr>
+            <w:r>
+              <w:rPr>
+                <w:rFonts w:ascii="Times New Roman" w:hAnsi="Times New Roman"/>
+                <w:b/>
+                <w:sz w:val="24"/>
+                <w:szCs w:val="22"/>
+              </w:rPr>
+              <w:t>№ раздела</w:t>
+            </w:r>
+          </w:p>
+        </w:tc>
+        <w:tc>
+          <w:tcPr>
+            <w:tcW w:w="0" w:type="auto"/>
+            <w:shd w:val="clear" w:color="auto" w:fill="auto"/>
+          </w:tcPr>
+          <w:p>
+            <w:pPr>
+              <w:keepNext/>
+              <w:jc w:val="center"/>
+              <w:rPr>
+                <w:szCs w:val="22"/>
+              </w:rPr>
+            </w:pPr>
+            <w:r>
+              <w:rPr>
+                <w:rFonts w:ascii="Times New Roman" w:hAnsi="Times New Roman"/>
+                <w:b/>
+                <w:sz w:val="24"/>
+                <w:szCs w:val="22"/>
+              </w:rPr>
+              <w:t>Наименование раздела учебной дисциплины</w:t>
+            </w:r>
+          </w:p>
+        </w:tc>
+        <w:tc>
+          <w:tcPr>
+            <w:tcW w:w="0" w:type="auto"/>
+            <w:shd w:val="clear" w:color="auto" w:fill="auto"/>
+          </w:tcPr>
+          <w:p>
+            <w:pPr>
+              <w:keepNext/>
+              <w:jc w:val="center"/>
+              <w:rPr>
+                <w:szCs w:val="22"/>
+              </w:rPr>
+            </w:pPr>
+            <w:r>
+              <w:rPr>
+                <w:rFonts w:ascii="Times New Roman" w:hAnsi="Times New Roman"/>
+                <w:b/>
+                <w:sz w:val="24"/>
+                <w:szCs w:val="22"/>
+              </w:rPr>
+              <w:t>Название лабораторной работы</w:t>
+            </w:r>
+          </w:p>
+        </w:tc>
+      </w:tr>
+      <w:tr>
+        <w:trPr>
+          <w:cantSplit/>
+        </w:trPr>
+        <w:tc>
+          <w:tcPr>
+            <w:tcW w:w="0" w:type="auto"/>
+            <w:vMerge w:val="restart"/>
+            <w:shd w:val="clear" w:color="auto" w:fill="auto"/>
+          </w:tcPr>
+          <w:p>
+            <w:pPr>
+              <w:keepNext/>
+              <w:jc w:val="center"/>
+              <w:rPr>
+                <w:szCs w:val="22"/>
+              </w:rPr>
+            </w:pPr>
+            <w:r>
+              <w:rPr>
+                <w:rFonts w:ascii="Times New Roman" w:hAnsi="Times New Roman"/>
+                <w:sz w:val="24"/>
+                <w:szCs w:val="22"/>
+              </w:rPr>
+              <w:t>5</w:t>
+            </w:r>
+          </w:p>
+        </w:tc>
+        <w:tc>
+          <w:tcPr>
+            <w:tcW w:w="0" w:type="auto"/>
+            <w:vMerge w:val="restart"/>
+            <w:shd w:val="clear" w:color="auto" w:fill="auto"/>
+          </w:tcPr>
+          <w:p>
+            <w:pPr>
+              <w:keepNext/>
+              <w:jc w:val="center"/>
+              <w:rPr>
+                <w:szCs w:val="22"/>
+              </w:rPr>
+            </w:pPr>
+            <w:r>
+              <w:rPr>
+                <w:rFonts w:ascii="Times New Roman" w:hAnsi="Times New Roman"/>
+                <w:sz w:val="24"/>
+                <w:szCs w:val="22"/>
+              </w:rPr>
+              <w:t>1</w:t>
+            </w:r>
+          </w:p>
+        </w:tc>
+        <w:tc>
+          <w:tcPr>
+            <w:tcW w:w="0" w:type="auto"/>
+            <w:vMerge w:val="restart"/>
+            <w:shd w:val="clear" w:color="auto" w:fill="auto"/>
+          </w:tcPr>
+          <w:p>
+            <w:pPr>
+              <w:keepNext/>
+              <w:jc w:val="center"/>
+              <w:rPr>
+                <w:szCs w:val="22"/>
+              </w:rPr>
+            </w:pPr>
+            <w:r>
+              <w:rPr>
+                <w:rFonts w:ascii="Times New Roman" w:hAnsi="Times New Roman"/>
+                <w:sz w:val="24"/>
+                <w:szCs w:val="22"/>
+              </w:rPr>
+              <w:t>Уравнения первого порядка</w:t>
+            </w:r>
+          </w:p>
+        </w:tc>
+        <w:tc>
+          <w:tcPr>
+            <w:tcW w:w="0" w:type="auto"/>
+            <w:shd w:val="clear" w:color="auto" w:fill="auto"/>
+          </w:tcPr>
+          <w:p>
+            <w:pPr>
+              <w:keepNext/>
+              <w:rPr>
+                <w:szCs w:val="22"/>
+              </w:rPr>
+            </w:pPr>
+            <w:r>
+              <w:rPr>
+                <w:rFonts w:ascii="Times New Roman" w:hAnsi="Times New Roman"/>
+                <w:sz w:val="24"/>
+                <w:szCs w:val="22"/>
+              </w:rPr>
+              <w:t>Лабораторная работа №1. Решение разделяющихся и однородных уравнений с проверкой потерянных особых решений</w:t>
+            </w:r>
+          </w:p>
+        </w:tc>
+      </w:tr>
+      <w:tr>
+        <w:trPr>
+          <w:cantSplit/>
+        </w:trPr>
+        <w:tc>
+          <w:tcPr>
+            <w:tcW w:w="0" w:type="auto"/>
+            <w:vMerge/>
+            <w:shd w:val="clear" w:color="auto" w:fill="auto"/>
+          </w:tcPr>
+          <w:p/>
+        </w:tc>
+        <w:tc>
+          <w:tcPr>
+            <w:tcW w:w="0" w:type="auto"/>
+            <w:vMerge/>
+            <w:shd w:val="clear" w:color="auto" w:fill="auto"/>
+          </w:tcPr>
+          <w:p/>
+        </w:tc>
+        <w:tc>
+          <w:tcPr>
+            <w:tcW w:w="0" w:type="auto"/>
+            <w:vMerge/>
+            <w:shd w:val="clear" w:color="auto" w:fill="auto"/>
+          </w:tcPr>
+          <w:p/>
+        </w:tc>
+        <w:tc>
+          <w:tcPr>
+            <w:tcW w:w="0" w:type="auto"/>
+            <w:shd w:val="clear" w:color="auto" w:fill="auto"/>
+          </w:tcPr>
+          <w:p>
+            <w:pPr>
+              <w:keepNext/>
+              <w:rPr>
+                <w:szCs w:val="22"/>
+              </w:rPr>
+            </w:pPr>
+            <w:r>
+              <w:rPr>
+                <w:rFonts w:ascii="Times New Roman" w:hAnsi="Times New Roman"/>
+                <w:sz w:val="24"/>
+                <w:szCs w:val="22"/>
+              </w:rPr>
+              <w:t>Лабораторная работа №2. Решение линейного уравнения и уравнения Бернулли с восстановлением начального условия</w:t>
+            </w:r>
+          </w:p>
+        </w:tc>
+      </w:tr>
+      <w:tr>
+        <w:trPr>
+          <w:cantSplit/>
+        </w:trPr>
+        <w:tc>
+          <w:tcPr>
+            <w:tcW w:w="0" w:type="auto"/>
+            <w:vMerge/>
+            <w:shd w:val="clear" w:color="auto" w:fill="auto"/>
+          </w:tcPr>
+          <w:p/>
+        </w:tc>
+        <w:tc>
+          <w:tcPr>
+            <w:tcW w:w="0" w:type="auto"/>
+            <w:vMerge/>
+            <w:shd w:val="clear" w:color="auto" w:fill="auto"/>
+          </w:tcPr>
+          <w:p/>
+        </w:tc>
+        <w:tc>
+          <w:tcPr>
+            <w:tcW w:w="0" w:type="auto"/>
+            <w:vMerge/>
+            <w:shd w:val="clear" w:color="auto" w:fill="auto"/>
+          </w:tcPr>
+          <w:p/>
+        </w:tc>
+        <w:tc>
+          <w:tcPr>
+            <w:tcW w:w="0" w:type="auto"/>
+            <w:shd w:val="clear" w:color="auto" w:fill="auto"/>
+          </w:tcPr>
+          <w:p>
+            <w:pPr>
+              <w:keepNext/>
+              <w:rPr>
+                <w:szCs w:val="22"/>
+              </w:rPr>
+            </w:pPr>
+            <w:r>
+              <w:rPr>
+                <w:rFonts w:ascii="Times New Roman" w:hAnsi="Times New Roman"/>
+                <w:sz w:val="24"/>
+                <w:szCs w:val="22"/>
+              </w:rPr>
+              <w:t>Лабораторная работа №3. Построение интегрирующего множителя и первого интеграла уравнения в дифференциалах</w:t>
+            </w:r>
+          </w:p>
+        </w:tc>
+      </w:tr>
+      <w:tr>
+        <w:trPr>
+          <w:cantSplit/>
+        </w:trPr>
+        <w:tc>
+          <w:tcPr>
+            <w:tcW w:w="0" w:type="auto"/>
+            <w:vMerge/>
+            <w:shd w:val="clear" w:color="auto" w:fill="auto"/>
+          </w:tcPr>
+          <w:p/>
+        </w:tc>
+        <w:tc>
+          <w:tcPr>
+            <w:tcW w:w="0" w:type="auto"/>
+            <w:vMerge w:val="restart"/>
+            <w:shd w:val="clear" w:color="auto" w:fill="auto"/>
+          </w:tcPr>
+          <w:p>
+            <w:pPr>
+              <w:keepNext/>
+              <w:jc w:val="center"/>
+              <w:rPr>
+                <w:szCs w:val="22"/>
+              </w:rPr>
+            </w:pPr>
+            <w:r>
+              <w:rPr>
+                <w:rFonts w:ascii="Times New Roman" w:hAnsi="Times New Roman"/>
+                <w:sz w:val="24"/>
+                <w:szCs w:val="22"/>
+              </w:rPr>
+              <w:t>2</w:t>
+            </w:r>
+          </w:p>
+        </w:tc>
+        <w:tc>
+          <w:tcPr>
+            <w:tcW w:w="0" w:type="auto"/>
+            <w:vMerge w:val="restart"/>
+            <w:shd w:val="clear" w:color="auto" w:fill="auto"/>
+          </w:tcPr>
+          <w:p>
+            <w:pPr>
+              <w:keepNext/>
+              <w:jc w:val="center"/>
+              <w:rPr>
+                <w:szCs w:val="22"/>
+              </w:rPr>
+            </w:pPr>
+            <w:r>
+              <w:rPr>
+                <w:rFonts w:ascii="Times New Roman" w:hAnsi="Times New Roman"/>
+                <w:sz w:val="24"/>
+                <w:szCs w:val="22"/>
+              </w:rPr>
+              <w:t>Задача Коши</w:t>
+            </w:r>
+          </w:p>
+        </w:tc>
+        <w:tc>
+          <w:tcPr>
+            <w:tcW w:w="0" w:type="auto"/>
+            <w:shd w:val="clear" w:color="auto" w:fill="auto"/>
+          </w:tcPr>
+          <w:p>
+            <w:pPr>
+              <w:keepNext/>
+              <w:rPr>
+                <w:szCs w:val="22"/>
+              </w:rPr>
+            </w:pPr>
+            <w:r>
+              <w:rPr>
+                <w:rFonts w:ascii="Times New Roman" w:hAnsi="Times New Roman"/>
+                <w:sz w:val="24"/>
+                <w:szCs w:val="22"/>
+              </w:rPr>
+              <w:t>Лабораторная работа №4. Определение области единственности задачи Коши и построение примера нарушения условия Липшица</w:t>
+            </w:r>
+          </w:p>
+        </w:tc>
+      </w:tr>
+      <w:tr>
+        <w:trPr>
+          <w:cantSplit/>
+        </w:trPr>
+        <w:tc>
+          <w:tcPr>
+            <w:tcW w:w="0" w:type="auto"/>
+            <w:vMerge/>
+            <w:shd w:val="clear" w:color="auto" w:fill="auto"/>
+          </w:tcPr>
+          <w:p/>
+        </w:tc>
+        <w:tc>
+          <w:tcPr>
+            <w:tcW w:w="0" w:type="auto"/>
+            <w:vMerge/>
+            <w:shd w:val="clear" w:color="auto" w:fill="auto"/>
+          </w:tcPr>
+          <w:p/>
+        </w:tc>
+        <w:tc>
+          <w:tcPr>
+            <w:tcW w:w="0" w:type="auto"/>
+            <w:vMerge/>
+            <w:shd w:val="clear" w:color="auto" w:fill="auto"/>
+          </w:tcPr>
+          <w:p/>
+        </w:tc>
+        <w:tc>
+          <w:tcPr>
+            <w:tcW w:w="0" w:type="auto"/>
+            <w:shd w:val="clear" w:color="auto" w:fill="auto"/>
+          </w:tcPr>
+          <w:p>
+            <w:pPr>
+              <w:keepNext/>
+              <w:rPr>
+                <w:szCs w:val="22"/>
+              </w:rPr>
+            </w:pPr>
+            <w:r>
+              <w:rPr>
+                <w:rFonts w:ascii="Times New Roman" w:hAnsi="Times New Roman"/>
+                <w:sz w:val="24"/>
+                <w:szCs w:val="22"/>
+              </w:rPr>
+              <w:t>Лабораторная работа №5. Построение последовательных приближений решения задачи Коши и оценка ошибки приближения</w:t>
+            </w:r>
+          </w:p>
+        </w:tc>
+      </w:tr>
+      <w:tr>
+        <w:trPr>
+          <w:cantSplit/>
+        </w:trPr>
+        <w:tc>
+          <w:tcPr>
+            <w:tcW w:w="0" w:type="auto"/>
+            <w:vMerge/>
+            <w:shd w:val="clear" w:color="auto" w:fill="auto"/>
+          </w:tcPr>
+          <w:p/>
+        </w:tc>
+        <w:tc>
+          <w:tcPr>
+            <w:tcW w:w="0" w:type="auto"/>
+            <w:vMerge w:val="restart"/>
+            <w:shd w:val="clear" w:color="auto" w:fill="auto"/>
+          </w:tcPr>
+          <w:p>
+            <w:pPr>
+              <w:keepNext/>
+              <w:jc w:val="center"/>
+              <w:rPr>
+                <w:szCs w:val="22"/>
+              </w:rPr>
+            </w:pPr>
+            <w:r>
+              <w:rPr>
+                <w:rFonts w:ascii="Times New Roman" w:hAnsi="Times New Roman"/>
+                <w:sz w:val="24"/>
+                <w:szCs w:val="22"/>
+              </w:rPr>
+              <w:t>3</w:t>
+            </w:r>
+          </w:p>
+        </w:tc>
+        <w:tc>
+          <w:tcPr>
+            <w:tcW w:w="0" w:type="auto"/>
+            <w:vMerge w:val="restart"/>
+            <w:shd w:val="clear" w:color="auto" w:fill="auto"/>
+          </w:tcPr>
+          <w:p>
+            <w:pPr>
+              <w:keepNext/>
+              <w:jc w:val="center"/>
+              <w:rPr>
+                <w:szCs w:val="22"/>
+              </w:rPr>
+            </w:pPr>
+            <w:r>
+              <w:rPr>
+                <w:rFonts w:ascii="Times New Roman" w:hAnsi="Times New Roman"/>
+                <w:sz w:val="24"/>
+                <w:szCs w:val="22"/>
+              </w:rPr>
+              <w:t>Уравнения высших порядков</w:t>
+            </w:r>
+          </w:p>
+        </w:tc>
+        <w:tc>
+          <w:tcPr>
+            <w:tcW w:w="0" w:type="auto"/>
+            <w:shd w:val="clear" w:color="auto" w:fill="auto"/>
+          </w:tcPr>
+          <w:p>
+            <w:pPr>
+              <w:keepNext/>
+              <w:rPr>
+                <w:szCs w:val="22"/>
+              </w:rPr>
+            </w:pPr>
+            <w:r>
+              <w:rPr>
+                <w:rFonts w:ascii="Times New Roman" w:hAnsi="Times New Roman"/>
+                <w:sz w:val="24"/>
+                <w:szCs w:val="22"/>
+              </w:rPr>
+              <w:t>Лабораторная работа №6. Решение линейного уравнения с постоянными коэффициентами при простых и кратных корнях</w:t>
+            </w:r>
+          </w:p>
+        </w:tc>
+      </w:tr>
+      <w:tr>
+        <w:trPr>
+          <w:cantSplit/>
+        </w:trPr>
+        <w:tc>
+          <w:tcPr>
+            <w:tcW w:w="0" w:type="auto"/>
+            <w:vMerge/>
+            <w:shd w:val="clear" w:color="auto" w:fill="auto"/>
+          </w:tcPr>
+          <w:p/>
+        </w:tc>
+        <w:tc>
+          <w:tcPr>
+            <w:tcW w:w="0" w:type="auto"/>
+            <w:vMerge/>
+            <w:shd w:val="clear" w:color="auto" w:fill="auto"/>
+          </w:tcPr>
+          <w:p/>
+        </w:tc>
+        <w:tc>
+          <w:tcPr>
+            <w:tcW w:w="0" w:type="auto"/>
+            <w:vMerge/>
+            <w:shd w:val="clear" w:color="auto" w:fill="auto"/>
+          </w:tcPr>
+          <w:p/>
+        </w:tc>
+        <w:tc>
+          <w:tcPr>
+            <w:tcW w:w="0" w:type="auto"/>
+            <w:shd w:val="clear" w:color="auto" w:fill="auto"/>
+          </w:tcPr>
+          <w:p>
+            <w:pPr>
+              <w:keepNext/>
+              <w:rPr>
+                <w:szCs w:val="22"/>
+              </w:rPr>
+            </w:pPr>
+            <w:r>
+              <w:rPr>
+                <w:rFonts w:ascii="Times New Roman" w:hAnsi="Times New Roman"/>
+                <w:sz w:val="24"/>
+                <w:szCs w:val="22"/>
+              </w:rPr>
+              <w:t>Лабораторная работа №7. Построение неоднородного решения вариацией постоянных с проверкой в исходном уравнении</w:t>
+            </w:r>
+          </w:p>
+        </w:tc>
+      </w:tr>
+      <w:tr>
+        <w:trPr>
+          <w:cantSplit/>
+        </w:trPr>
+        <w:tc>
+          <w:tcPr>
+            <w:tcW w:w="0" w:type="auto"/>
+            <w:vMerge/>
+            <w:shd w:val="clear" w:color="auto" w:fill="auto"/>
+          </w:tcPr>
+          <w:p/>
+        </w:tc>
+        <w:tc>
+          <w:tcPr>
+            <w:tcW w:w="0" w:type="auto"/>
+            <w:shd w:val="clear" w:color="auto" w:fill="auto"/>
+          </w:tcPr>
+          <w:p>
+            <w:pPr>
+              <w:keepNext/>
+              <w:jc w:val="center"/>
+              <w:rPr>
+                <w:szCs w:val="22"/>
+              </w:rPr>
+            </w:pPr>
+            <w:r>
+              <w:rPr>
+                <w:rFonts w:ascii="Times New Roman" w:hAnsi="Times New Roman"/>
+                <w:sz w:val="24"/>
+                <w:szCs w:val="22"/>
+              </w:rPr>
+              <w:t>4</w:t>
+            </w:r>
+          </w:p>
+        </w:tc>
+        <w:tc>
+          <w:tcPr>
+            <w:tcW w:w="0" w:type="auto"/>
+            <w:shd w:val="clear" w:color="auto" w:fill="auto"/>
+          </w:tcPr>
+          <w:p>
+            <w:pPr>
+              <w:keepNext/>
+              <w:jc w:val="center"/>
+              <w:rPr>
+                <w:szCs w:val="22"/>
+              </w:rPr>
+            </w:pPr>
+            <w:r>
+              <w:rPr>
+                <w:rFonts w:ascii="Times New Roman" w:hAnsi="Times New Roman"/>
+                <w:sz w:val="24"/>
+                <w:szCs w:val="22"/>
+              </w:rPr>
+              <w:t>Моделирование с помощью ОДУ</w:t>
+            </w:r>
+          </w:p>
+        </w:tc>
+        <w:tc>
+          <w:tcPr>
+            <w:tcW w:w="0" w:type="auto"/>
+            <w:shd w:val="clear" w:color="auto" w:fill="auto"/>
+          </w:tcPr>
+          <w:p>
+            <w:pPr>
+              <w:keepNext/>
+              <w:rPr>
+                <w:szCs w:val="22"/>
+              </w:rPr>
+            </w:pPr>
+            <w:r>
+              <w:rPr>
+                <w:rFonts w:ascii="Times New Roman" w:hAnsi="Times New Roman"/>
+                <w:sz w:val="24"/>
+                <w:szCs w:val="22"/>
+              </w:rPr>
+              <w:t>Лабораторная работа №8. Построение моделей роста и охлаждения с исследованием физического смысла параметров</w:t>
+            </w:r>
+          </w:p>
+        </w:tc>
+      </w:tr>
+      <w:tr>
+        <w:trPr>
+          <w:cantSplit/>
+        </w:trPr>
+        <w:tc>
+          <w:tcPr>
+            <w:tcW w:w="0" w:type="auto"/>
+            <w:vMerge w:val="restart"/>
+            <w:shd w:val="clear" w:color="auto" w:fill="auto"/>
+          </w:tcPr>
+          <w:p>
+            <w:pPr>
+              <w:keepNext/>
+              <w:jc w:val="center"/>
+              <w:rPr>
+                <w:szCs w:val="22"/>
+              </w:rPr>
+            </w:pPr>
+            <w:r>
+              <w:rPr>
+                <w:rFonts w:ascii="Times New Roman" w:hAnsi="Times New Roman"/>
+                <w:sz w:val="24"/>
+                <w:szCs w:val="22"/>
+              </w:rPr>
+              <w:t>6</w:t>
+            </w:r>
+          </w:p>
+        </w:tc>
+        <w:tc>
+          <w:tcPr>
+            <w:tcW w:w="0" w:type="auto"/>
+            <w:vMerge w:val="restart"/>
+            <w:shd w:val="clear" w:color="auto" w:fill="auto"/>
+          </w:tcPr>
+          <w:p>
+            <w:pPr>
+              <w:keepNext/>
+              <w:jc w:val="center"/>
+              <w:rPr>
+                <w:szCs w:val="22"/>
+              </w:rPr>
+            </w:pPr>
+            <w:r>
+              <w:rPr>
+                <w:rFonts w:ascii="Times New Roman" w:hAnsi="Times New Roman"/>
+                <w:sz w:val="24"/>
+                <w:szCs w:val="22"/>
+              </w:rPr>
+              <w:t>1</w:t>
+            </w:r>
+          </w:p>
+        </w:tc>
+        <w:tc>
+          <w:tcPr>
+            <w:tcW w:w="0" w:type="auto"/>
+            <w:vMerge w:val="restart"/>
+            <w:shd w:val="clear" w:color="auto" w:fill="auto"/>
+          </w:tcPr>
+          <w:p>
+            <w:pPr>
+              <w:keepNext/>
+              <w:jc w:val="center"/>
+              <w:rPr>
+                <w:szCs w:val="22"/>
+              </w:rPr>
+            </w:pPr>
+            <w:r>
+              <w:rPr>
+                <w:rFonts w:ascii="Times New Roman" w:hAnsi="Times New Roman"/>
+                <w:sz w:val="24"/>
+                <w:szCs w:val="22"/>
+              </w:rPr>
+              <w:t>Линейные системы</w:t>
+            </w:r>
+          </w:p>
+        </w:tc>
+        <w:tc>
+          <w:tcPr>
+            <w:tcW w:w="0" w:type="auto"/>
+            <w:shd w:val="clear" w:color="auto" w:fill="auto"/>
+          </w:tcPr>
+          <w:p>
+            <w:pPr>
+              <w:keepNext/>
+              <w:rPr>
+                <w:szCs w:val="22"/>
+              </w:rPr>
+            </w:pPr>
+            <w:r>
+              <w:rPr>
+                <w:rFonts w:ascii="Times New Roman" w:hAnsi="Times New Roman"/>
+                <w:sz w:val="24"/>
+                <w:szCs w:val="22"/>
+              </w:rPr>
+              <w:t>Лабораторная работа №9. Построение фундаментальной матрицы линейной системы через матричную экспоненту</w:t>
+            </w:r>
+          </w:p>
+        </w:tc>
+      </w:tr>
+      <w:tr>
+        <w:trPr>
+          <w:cantSplit/>
+        </w:trPr>
+        <w:tc>
+          <w:tcPr>
+            <w:tcW w:w="0" w:type="auto"/>
+            <w:vMerge/>
+            <w:shd w:val="clear" w:color="auto" w:fill="auto"/>
+          </w:tcPr>
+          <w:p/>
+        </w:tc>
+        <w:tc>
+          <w:tcPr>
+            <w:tcW w:w="0" w:type="auto"/>
+            <w:vMerge/>
+            <w:shd w:val="clear" w:color="auto" w:fill="auto"/>
+          </w:tcPr>
+          <w:p/>
+        </w:tc>
+        <w:tc>
+          <w:tcPr>
+            <w:tcW w:w="0" w:type="auto"/>
+            <w:vMerge/>
+            <w:shd w:val="clear" w:color="auto" w:fill="auto"/>
+          </w:tcPr>
+          <w:p/>
+        </w:tc>
+        <w:tc>
+          <w:tcPr>
+            <w:tcW w:w="0" w:type="auto"/>
+            <w:shd w:val="clear" w:color="auto" w:fill="auto"/>
+          </w:tcPr>
+          <w:p>
+            <w:pPr>
+              <w:keepNext/>
+              <w:rPr>
+                <w:szCs w:val="22"/>
+              </w:rPr>
+            </w:pPr>
+            <w:r>
+              <w:rPr>
+                <w:rFonts w:ascii="Times New Roman" w:hAnsi="Times New Roman"/>
+                <w:sz w:val="24"/>
+                <w:szCs w:val="22"/>
+              </w:rPr>
+              <w:t>Лабораторная работа №10. Решение неоднородной линейной системы с заданными начальными данными</w:t>
+            </w:r>
+          </w:p>
+        </w:tc>
+      </w:tr>
+      <w:tr>
+        <w:trPr>
+          <w:cantSplit/>
+        </w:trPr>
+        <w:tc>
+          <w:tcPr>
+            <w:tcW w:w="0" w:type="auto"/>
+            <w:vMerge/>
+            <w:shd w:val="clear" w:color="auto" w:fill="auto"/>
+          </w:tcPr>
+          <w:p/>
+        </w:tc>
+        <w:tc>
+          <w:tcPr>
+            <w:tcW w:w="0" w:type="auto"/>
+            <w:vMerge/>
+            <w:shd w:val="clear" w:color="auto" w:fill="auto"/>
+          </w:tcPr>
+          <w:p/>
+        </w:tc>
+        <w:tc>
+          <w:tcPr>
+            <w:tcW w:w="0" w:type="auto"/>
+            <w:vMerge/>
+            <w:shd w:val="clear" w:color="auto" w:fill="auto"/>
+          </w:tcPr>
+          <w:p/>
+        </w:tc>
+        <w:tc>
+          <w:tcPr>
+            <w:tcW w:w="0" w:type="auto"/>
+            <w:shd w:val="clear" w:color="auto" w:fill="auto"/>
+          </w:tcPr>
+          <w:p>
+            <w:pPr>
+              <w:keepNext/>
+              <w:rPr>
+                <w:szCs w:val="22"/>
+              </w:rPr>
+            </w:pPr>
+            <w:r>
+              <w:rPr>
+                <w:rFonts w:ascii="Times New Roman" w:hAnsi="Times New Roman"/>
+                <w:sz w:val="24"/>
+                <w:szCs w:val="22"/>
+              </w:rPr>
+              <w:t>Лабораторная работа №11. Классификация фазовых портретов линейных систем по собственным значениям</w:t>
+            </w:r>
+          </w:p>
+        </w:tc>
+      </w:tr>
+      <w:tr>
+        <w:trPr>
+          <w:cantSplit/>
+        </w:trPr>
+        <w:tc>
+          <w:tcPr>
+            <w:tcW w:w="0" w:type="auto"/>
+            <w:vMerge/>
+            <w:shd w:val="clear" w:color="auto" w:fill="auto"/>
+          </w:tcPr>
+          <w:p/>
+        </w:tc>
+        <w:tc>
+          <w:tcPr>
+            <w:tcW w:w="0" w:type="auto"/>
+            <w:vMerge w:val="restart"/>
+            <w:shd w:val="clear" w:color="auto" w:fill="auto"/>
+          </w:tcPr>
+          <w:p>
+            <w:pPr>
+              <w:keepNext/>
+              <w:jc w:val="center"/>
+              <w:rPr>
+                <w:szCs w:val="22"/>
+              </w:rPr>
+            </w:pPr>
+            <w:r>
+              <w:rPr>
+                <w:rFonts w:ascii="Times New Roman" w:hAnsi="Times New Roman"/>
+                <w:sz w:val="24"/>
+                <w:szCs w:val="22"/>
+              </w:rPr>
+              <w:t>2</w:t>
+            </w:r>
+          </w:p>
+        </w:tc>
+        <w:tc>
+          <w:tcPr>
+            <w:tcW w:w="0" w:type="auto"/>
+            <w:vMerge w:val="restart"/>
+            <w:shd w:val="clear" w:color="auto" w:fill="auto"/>
+          </w:tcPr>
+          <w:p>
+            <w:pPr>
+              <w:keepNext/>
+              <w:jc w:val="center"/>
+              <w:rPr>
+                <w:szCs w:val="22"/>
+              </w:rPr>
+            </w:pPr>
+            <w:r>
+              <w:rPr>
+                <w:rFonts w:ascii="Times New Roman" w:hAnsi="Times New Roman"/>
+                <w:sz w:val="24"/>
+                <w:szCs w:val="22"/>
+              </w:rPr>
+              <w:t>Качественная теория и устойчивость</w:t>
+            </w:r>
+          </w:p>
+        </w:tc>
+        <w:tc>
+          <w:tcPr>
+            <w:tcW w:w="0" w:type="auto"/>
+            <w:shd w:val="clear" w:color="auto" w:fill="auto"/>
+          </w:tcPr>
+          <w:p>
+            <w:pPr>
+              <w:keepNext/>
+              <w:rPr>
+                <w:szCs w:val="22"/>
+              </w:rPr>
+            </w:pPr>
+            <w:r>
+              <w:rPr>
+                <w:rFonts w:ascii="Times New Roman" w:hAnsi="Times New Roman"/>
+                <w:sz w:val="24"/>
+                <w:szCs w:val="22"/>
+              </w:rPr>
+              <w:t>Лабораторная работа №12. Определение локальной устойчивости нелинейного равновесия по первому приближению</w:t>
+            </w:r>
+          </w:p>
+        </w:tc>
+      </w:tr>
+      <w:tr>
+        <w:trPr>
+          <w:cantSplit/>
+        </w:trPr>
+        <w:tc>
+          <w:tcPr>
+            <w:tcW w:w="0" w:type="auto"/>
+            <w:vMerge/>
+            <w:shd w:val="clear" w:color="auto" w:fill="auto"/>
+          </w:tcPr>
+          <w:p/>
+        </w:tc>
+        <w:tc>
+          <w:tcPr>
+            <w:tcW w:w="0" w:type="auto"/>
+            <w:vMerge/>
+            <w:shd w:val="clear" w:color="auto" w:fill="auto"/>
+          </w:tcPr>
+          <w:p/>
+        </w:tc>
+        <w:tc>
+          <w:tcPr>
+            <w:tcW w:w="0" w:type="auto"/>
+            <w:vMerge/>
+            <w:shd w:val="clear" w:color="auto" w:fill="auto"/>
+          </w:tcPr>
+          <w:p/>
+        </w:tc>
+        <w:tc>
+          <w:tcPr>
+            <w:tcW w:w="0" w:type="auto"/>
+            <w:shd w:val="clear" w:color="auto" w:fill="auto"/>
+          </w:tcPr>
+          <w:p>
+            <w:pPr>
+              <w:keepNext/>
+              <w:rPr>
+                <w:szCs w:val="22"/>
+              </w:rPr>
+            </w:pPr>
+            <w:r>
+              <w:rPr>
+                <w:rFonts w:ascii="Times New Roman" w:hAnsi="Times New Roman"/>
+                <w:sz w:val="24"/>
+                <w:szCs w:val="22"/>
+              </w:rPr>
+              <w:t>Лабораторная работа №13. Построение функции Ляпунова и области устойчивости нелинейной системы</w:t>
+            </w:r>
+          </w:p>
+        </w:tc>
+      </w:tr>
+      <w:tr>
+        <w:trPr>
+          <w:cantSplit/>
+        </w:trPr>
+        <w:tc>
+          <w:tcPr>
+            <w:tcW w:w="0" w:type="auto"/>
+            <w:vMerge/>
+            <w:shd w:val="clear" w:color="auto" w:fill="auto"/>
+          </w:tcPr>
+          <w:p/>
+        </w:tc>
+        <w:tc>
+          <w:tcPr>
+            <w:tcW w:w="0" w:type="auto"/>
+            <w:vMerge w:val="restart"/>
+            <w:shd w:val="clear" w:color="auto" w:fill="auto"/>
+          </w:tcPr>
+          <w:p>
+            <w:pPr>
+              <w:keepNext/>
+              <w:jc w:val="center"/>
+              <w:rPr>
+                <w:szCs w:val="22"/>
+              </w:rPr>
+            </w:pPr>
+            <w:r>
+              <w:rPr>
+                <w:rFonts w:ascii="Times New Roman" w:hAnsi="Times New Roman"/>
+                <w:sz w:val="24"/>
+                <w:szCs w:val="22"/>
+              </w:rPr>
+              <w:t>3</w:t>
+            </w:r>
+          </w:p>
+        </w:tc>
+        <w:tc>
+          <w:tcPr>
+            <w:tcW w:w="0" w:type="auto"/>
+            <w:vMerge w:val="restart"/>
+            <w:shd w:val="clear" w:color="auto" w:fill="auto"/>
+          </w:tcPr>
+          <w:p>
+            <w:pPr>
+              <w:keepNext/>
+              <w:jc w:val="center"/>
+              <w:rPr>
+                <w:szCs w:val="22"/>
+              </w:rPr>
+            </w:pPr>
+            <w:r>
+              <w:rPr>
+                <w:rFonts w:ascii="Times New Roman" w:hAnsi="Times New Roman"/>
+                <w:sz w:val="24"/>
+                <w:szCs w:val="22"/>
+              </w:rPr>
+              <w:t>Краевые задачи</w:t>
+            </w:r>
+          </w:p>
+        </w:tc>
+        <w:tc>
+          <w:tcPr>
+            <w:tcW w:w="0" w:type="auto"/>
+            <w:shd w:val="clear" w:color="auto" w:fill="auto"/>
+          </w:tcPr>
+          <w:p>
+            <w:pPr>
+              <w:keepNext/>
+              <w:rPr>
+                <w:szCs w:val="22"/>
+              </w:rPr>
+            </w:pPr>
+            <w:r>
+              <w:rPr>
+                <w:rFonts w:ascii="Times New Roman" w:hAnsi="Times New Roman"/>
+                <w:sz w:val="24"/>
+                <w:szCs w:val="22"/>
+              </w:rPr>
+              <w:t>Лабораторная работа №14. Решение двухточечной краевой задачи с проверкой существования и единственности</w:t>
+            </w:r>
+          </w:p>
+        </w:tc>
+      </w:tr>
+      <w:tr>
+        <w:trPr>
+          <w:cantSplit/>
+        </w:trPr>
+        <w:tc>
+          <w:tcPr>
+            <w:tcW w:w="0" w:type="auto"/>
+            <w:vMerge/>
+            <w:shd w:val="clear" w:color="auto" w:fill="auto"/>
+          </w:tcPr>
+          <w:p/>
+        </w:tc>
+        <w:tc>
+          <w:tcPr>
+            <w:tcW w:w="0" w:type="auto"/>
+            <w:vMerge/>
+            <w:shd w:val="clear" w:color="auto" w:fill="auto"/>
+          </w:tcPr>
+          <w:p/>
+        </w:tc>
+        <w:tc>
+          <w:tcPr>
+            <w:tcW w:w="0" w:type="auto"/>
+            <w:vMerge/>
+            <w:shd w:val="clear" w:color="auto" w:fill="auto"/>
+          </w:tcPr>
+          <w:p/>
+        </w:tc>
+        <w:tc>
+          <w:tcPr>
+            <w:tcW w:w="0" w:type="auto"/>
+            <w:shd w:val="clear" w:color="auto" w:fill="auto"/>
+          </w:tcPr>
+          <w:p>
+            <w:pPr>
+              <w:keepNext/>
+              <w:rPr>
+                <w:szCs w:val="22"/>
+              </w:rPr>
+            </w:pPr>
+            <w:r>
+              <w:rPr>
+                <w:rFonts w:ascii="Times New Roman" w:hAnsi="Times New Roman"/>
+                <w:sz w:val="24"/>
+                <w:szCs w:val="22"/>
+              </w:rPr>
+              <w:t>Лабораторная работа №15. Построение функции Грина и спектрального решения задачи Штурма - Лиувилля</w:t>
+            </w:r>
+          </w:p>
+        </w:tc>
+      </w:tr>
+      <w:tr>
+        <w:trPr>
+          <w:cantSplit/>
+        </w:trPr>
+        <w:tc>
+          <w:tcPr>
+            <w:tcW w:w="0" w:type="auto"/>
+            <w:vMerge/>
+            <w:shd w:val="clear" w:color="auto" w:fill="auto"/>
+          </w:tcPr>
+          <w:p/>
+        </w:tc>
+        <w:tc>
+          <w:tcPr>
+            <w:tcW w:w="0" w:type="auto"/>
+            <w:shd w:val="clear" w:color="auto" w:fill="auto"/>
+          </w:tcPr>
+          <w:p>
+            <w:pPr>
+              <w:keepNext/>
+              <w:jc w:val="center"/>
+              <w:rPr>
+                <w:szCs w:val="22"/>
+              </w:rPr>
+            </w:pPr>
+            <w:r>
+              <w:rPr>
+                <w:rFonts w:ascii="Times New Roman" w:hAnsi="Times New Roman"/>
+                <w:sz w:val="24"/>
+                <w:szCs w:val="22"/>
+              </w:rPr>
+              <w:t>4</w:t>
+            </w:r>
+          </w:p>
+        </w:tc>
+        <w:tc>
+          <w:tcPr>
+            <w:tcW w:w="0" w:type="auto"/>
+            <w:shd w:val="clear" w:color="auto" w:fill="auto"/>
+          </w:tcPr>
+          <w:p>
+            <w:pPr>
+              <w:keepNext/>
+              <w:jc w:val="center"/>
+              <w:rPr>
+                <w:szCs w:val="22"/>
+              </w:rPr>
+            </w:pPr>
+            <w:r>
+              <w:rPr>
+                <w:rFonts w:ascii="Times New Roman" w:hAnsi="Times New Roman"/>
+                <w:sz w:val="24"/>
+                <w:szCs w:val="22"/>
+              </w:rPr>
+              <w:t>Нелинейные системы и приложения</w:t>
+            </w:r>
+          </w:p>
+        </w:tc>
+        <w:tc>
+          <w:tcPr>
+            <w:tcW w:w="0" w:type="auto"/>
+            <w:shd w:val="clear" w:color="auto" w:fill="auto"/>
+          </w:tcPr>
+          <w:p>
+            <w:pPr>
+              <w:keepNext/>
+              <w:rPr>
+                <w:szCs w:val="22"/>
+              </w:rPr>
+            </w:pPr>
+            <w:r>
+              <w:rPr>
+                <w:rFonts w:ascii="Times New Roman" w:hAnsi="Times New Roman"/>
+                <w:sz w:val="24"/>
+                <w:szCs w:val="22"/>
+              </w:rPr>
+              <w:t>Лабораторная работа №16. Исследование равновесий, инвариантных областей и траекторий модели взаимодействующих популяций</w:t>
+            </w:r>
+          </w:p>
+        </w:tc>
+      </w:tr>
+    </w:tbl>
+    <w:p>
+      <w:pPr>
+        <w:pStyle w:val="RPD_FOS_Standard"/>
+        <w:keepNext/>
+        <w:tabs>
+          <w:tab w:val="left" w:pos="1140"/>
+        </w:tabs>
+        <w:ind w:firstLine="0"/>
+        <w:rPr>
+          <w:b/>
+          <w:color w:val="auto"/>
+          <w:sz w:val="28"/>
+          <w:szCs w:val="28"/>
+        </w:rPr>
+      </w:pPr>
+    </w:p>
+    <w:p>
+      <w:pPr>
         <w:widowControl/>
         <w:tabs>
           <w:tab w:val="left" w:pos="2295"/>
@@ -12334,7 +13616,7 @@
                 <w:szCs w:val="24"/>
                 <w:lang w:val="ru-RU"/>
               </w:rPr>
-              <w:t>работа выполнена в полном объеме с соблюдением необходимой последовательности и требований к проведению опытов;</w:t>
+              <w:t>работа выполнена в полном объеме с соблюдением необходимой последовательности и требований к выполнению задания;</w:t>
             </w:r>
           </w:p>
           <w:p>
@@ -12363,7 +13645,7 @@
                 <w:szCs w:val="24"/>
                 <w:lang w:val="ru-RU"/>
               </w:rPr>
-              <w:t xml:space="preserve">опыты проведены в условиях и режимах, обеспечивающих получение результатов и выводов с наибольшей точностью; </w:t>
+              <w:t xml:space="preserve">методы и средства решения задачи применены корректно и обеспечивают получение проверяемых результатов и обоснованных выводов с необходимой точностью;</w:t>
             </w:r>
           </w:p>
           <w:p>
@@ -12392,7 +13674,7 @@
                 <w:szCs w:val="24"/>
                 <w:lang w:val="ru-RU"/>
               </w:rPr>
-              <w:t xml:space="preserve">научно грамотно, логично описаны наблюдения и сформированы выводы из опыта. В представленном отчете правильно и аккуратно выполнены все записи, таблицы, рисунки, графики, чертежи, вычисления и сделаны выводы; </w:t>
+              <w:t xml:space="preserve">научно грамотно, логично описаны методы решения и результаты, правильно использованы понятия и терминология, сформулированы обоснованные выводы. В представленном отчете правильно и аккуратно выполнены все записи, таблицы, рисунки, графики, чертежи, вычисления и сделаны выводы;</w:t>
             </w:r>
           </w:p>
           <w:p>
@@ -12422,7 +13704,7 @@
                 <w:szCs w:val="24"/>
                 <w:lang w:val="ru-RU"/>
               </w:rPr>
-              <w:t>эксперимент осуществляется по плану с учетом техники безопасности и правил работы с материалами и оборудованием.</w:t>
+              <w:t>работа выполнена по плану; при защите обучающийся обосновывает выбор методов и средств решения задачи и объясняет результаты, представленные в отчете.</w:t>
             </w:r>
           </w:p>
         </w:tc>
@@ -12493,7 +13775,7 @@
                 <w:szCs w:val="24"/>
                 <w:lang w:val="ru-RU"/>
               </w:rPr>
-              <w:t xml:space="preserve">работа выполнена не полностью и объем выполненной работы не позволяет сделать правильных выводов; </w:t>
+              <w:t xml:space="preserve">работа выполнена не полностью и объем выполненной работы не позволяет сделать правильных выводов;</w:t>
             </w:r>
           </w:p>
           <w:p>
@@ -12523,7 +13805,7 @@
                 <w:szCs w:val="24"/>
                 <w:lang w:val="ru-RU"/>
               </w:rPr>
-              <w:t>опыты, измерения, вычисления, наблюдения произведены неправильно;</w:t>
+              <w:t>методы решения задания применены неправильно; вычисления и/или анализ результатов содержат ошибки;</w:t>
             </w:r>
           </w:p>
           <w:p>
@@ -12554,7 +13836,7 @@
                 <w:szCs w:val="24"/>
                 <w:lang w:val="ru-RU"/>
               </w:rPr>
-              <w:t>допущены грубые ошибки в ходе эксперимента.</w:t>
+              <w:t>допущены грубые ошибки в ходе выполнения работы.</w:t>
             </w:r>
           </w:p>
         </w:tc>
@@ -19647,6 +20929,24 @@
       <w:color w:val="666666"/>
     </w:rPr>
   </w:style>
+  <w:style w:type="paragraph" w:customStyle="1" w:styleId="RPD_FOS_Standard">
+    <w:name w:val="РПД: Standard"/>
+    <w:pPr>
+      <w:widowControl w:val="0"/>
+      <w:tabs>
+        <w:tab w:val="left" w:pos="708"/>
+      </w:tabs>
+      <w:ind w:firstLine="400"/>
+      <w:jc w:val="both"/>
+    </w:pPr>
+    <w:rPr>
+      <w:color w:val="000000"/>
+      <w:kern w:val="1"/>
+      <w:sz w:val="24"/>
+      <w:szCs w:val="24"/>
+      <w:lang w:eastAsia="zh-CN"/>
+    </w:rPr>
+  </w:style>
 </w:styles>
 </file>
 
